--- a/published/ai-embodied/03_intuitive_knowing/07_communication/lecture-content/07_communication-module.docx
+++ b/published/ai-embodied/03_intuitive_knowing/07_communication/lecture-content/07_communication-module.docx
@@ -19,7 +19,7 @@
     </w:p>
     <w:p>
       <w:r>
-        <w:t>This module explores Communication . In the Embodied curriculum, we approach this topic with a focus on specific applications and theoretical depth appropriate for the audience. Communication is a critical component of the 8-part Active Inference spine, bridging the gap between [Previous Topic] and [Next Topic].</w:t>
+        <w:t>This module explores Communication . In the Embodied curriculum, we approach this topic with a focus on specific applications and theoretical depth appropriate for the audience. Communication is a critical component of the 8-part Active Inference spine, bridging the gap between Learning and Planning.</w:t>
       </w:r>
     </w:p>
     <w:p>
@@ -66,9 +66,9 @@
       <w:r>
         <w:t>In Embodied, we see Communication manifest in:</w:t>
         <w:br/>
-        <w:t>* Specific Example 1 : [Add domain-specific example here]</w:t>
+        <w:t>* Specific Example 1 : An experienced negotiator intuitively senses the moment to make a concession -- not from any explicit signal but from a subtle shift in the room's energy that she registers as a loosening in her own shoulders and a slight forward lean in her counterpart; this intuitive communication operates across social Markov blankets, where her generative model has learned to decode micro-postural and tonal cues into predictions about the other party's internal state, transmitted as embodied knowing rather than propositional analysis.</w:t>
         <w:br/>
-        <w:t>* Specific Example 2 : [Add domain-specific example here]</w:t>
+        <w:t>* Specific Example 2 : A mother intuitively distinguishes her infant's hungry cry from the pain cry from across the house, feeling a corresponding pull in her breasts for the first and a sharp alertness in her solar plexus for the second; this communication channel between parent and infant operates through deeply evolved embodied priors in the generative model, where the acoustic signal at the Markov blanket is instantly matched to a somatic prediction that simultaneously identifies the infant's state and initiates the appropriate caregiving response.</w:t>
       </w:r>
     </w:p>
     <w:p>
